--- a/fise/Rezolvare_E14_Word.docx
+++ b/fise/Rezolvare_E14_Word.docx
@@ -146,12 +146,13 @@
       <w:tblPr>
         <w:tblStyle w:val="TableGrid"/>
         <w:tblW w:type="auto" w:w="0"/>
+        <w:tblLayout w:type="fixed"/>
         <w:tblLook w:firstColumn="1" w:firstRow="1" w:lastColumn="0" w:lastRow="0" w:noHBand="0" w:noVBand="1" w:val="04A0"/>
       </w:tblPr>
       <w:tblGrid>
-        <w:gridCol w:w="3402"/>
-        <w:gridCol w:w="3402"/>
-        <w:gridCol w:w="3402"/>
+        <w:gridCol w:w="3060"/>
+        <w:gridCol w:w="2524"/>
+        <w:gridCol w:w="4054"/>
       </w:tblGrid>
       <w:tr>
         <w:trPr>
@@ -159,7 +160,7 @@
         </w:trPr>
         <w:tc>
           <w:tcPr>
-            <w:tcW w:type="dxa" w:w="3402"/>
+            <w:tcW w:type="dxa" w:w="3060"/>
             <w:shd w:val="clear" w:color="auto" w:fill="DCE6F1"/>
           </w:tcPr>
           <w:p>
@@ -175,7 +176,7 @@
         </w:tc>
         <w:tc>
           <w:tcPr>
-            <w:tcW w:type="dxa" w:w="3402"/>
+            <w:tcW w:type="dxa" w:w="2524"/>
             <w:shd w:val="clear" w:color="auto" w:fill="DCE6F1"/>
           </w:tcPr>
           <w:p>
@@ -191,7 +192,7 @@
         </w:tc>
         <w:tc>
           <w:tcPr>
-            <w:tcW w:type="dxa" w:w="3402"/>
+            <w:tcW w:type="dxa" w:w="4054"/>
             <w:shd w:val="clear" w:color="auto" w:fill="DCE6F1"/>
           </w:tcPr>
           <w:p>
@@ -209,7 +210,7 @@
       <w:tr>
         <w:tc>
           <w:tcPr>
-            <w:tcW w:type="dxa" w:w="3402"/>
+            <w:tcW w:type="dxa" w:w="3060"/>
           </w:tcPr>
           <w:p>
             <w:r>
@@ -223,7 +224,7 @@
         </w:tc>
         <w:tc>
           <w:tcPr>
-            <w:tcW w:type="dxa" w:w="3402"/>
+            <w:tcW w:type="dxa" w:w="2524"/>
           </w:tcPr>
           <w:p>
             <w:r>
@@ -237,7 +238,7 @@
         </w:tc>
         <w:tc>
           <w:tcPr>
-            <w:tcW w:type="dxa" w:w="3402"/>
+            <w:tcW w:type="dxa" w:w="4054"/>
           </w:tcPr>
           <w:p>
             <w:r>
@@ -253,7 +254,7 @@
       <w:tr>
         <w:tc>
           <w:tcPr>
-            <w:tcW w:type="dxa" w:w="3402"/>
+            <w:tcW w:type="dxa" w:w="3060"/>
           </w:tcPr>
           <w:p>
             <w:r>
@@ -267,7 +268,7 @@
         </w:tc>
         <w:tc>
           <w:tcPr>
-            <w:tcW w:type="dxa" w:w="3402"/>
+            <w:tcW w:type="dxa" w:w="2524"/>
           </w:tcPr>
           <w:p>
             <w:r>
@@ -281,7 +282,7 @@
         </w:tc>
         <w:tc>
           <w:tcPr>
-            <w:tcW w:type="dxa" w:w="3402"/>
+            <w:tcW w:type="dxa" w:w="4054"/>
           </w:tcPr>
           <w:p>
             <w:r>
@@ -297,7 +298,7 @@
       <w:tr>
         <w:tc>
           <w:tcPr>
-            <w:tcW w:type="dxa" w:w="3402"/>
+            <w:tcW w:type="dxa" w:w="3060"/>
           </w:tcPr>
           <w:p>
             <w:r>
@@ -311,7 +312,7 @@
         </w:tc>
         <w:tc>
           <w:tcPr>
-            <w:tcW w:type="dxa" w:w="3402"/>
+            <w:tcW w:type="dxa" w:w="2524"/>
           </w:tcPr>
           <w:p>
             <w:r>
@@ -325,7 +326,7 @@
         </w:tc>
         <w:tc>
           <w:tcPr>
-            <w:tcW w:type="dxa" w:w="3402"/>
+            <w:tcW w:type="dxa" w:w="4054"/>
           </w:tcPr>
           <w:p>
             <w:r>
@@ -341,7 +342,7 @@
       <w:tr>
         <w:tc>
           <w:tcPr>
-            <w:tcW w:type="dxa" w:w="3402"/>
+            <w:tcW w:type="dxa" w:w="3060"/>
           </w:tcPr>
           <w:p>
             <w:r>
@@ -355,7 +356,7 @@
         </w:tc>
         <w:tc>
           <w:tcPr>
-            <w:tcW w:type="dxa" w:w="3402"/>
+            <w:tcW w:type="dxa" w:w="2524"/>
           </w:tcPr>
           <w:p>
             <w:r>
@@ -369,7 +370,7 @@
         </w:tc>
         <w:tc>
           <w:tcPr>
-            <w:tcW w:type="dxa" w:w="3402"/>
+            <w:tcW w:type="dxa" w:w="4054"/>
           </w:tcPr>
           <w:p>
             <w:r>
@@ -385,7 +386,7 @@
       <w:tr>
         <w:tc>
           <w:tcPr>
-            <w:tcW w:type="dxa" w:w="3402"/>
+            <w:tcW w:type="dxa" w:w="3060"/>
           </w:tcPr>
           <w:p>
             <w:r>
@@ -399,7 +400,7 @@
         </w:tc>
         <w:tc>
           <w:tcPr>
-            <w:tcW w:type="dxa" w:w="3402"/>
+            <w:tcW w:type="dxa" w:w="2524"/>
           </w:tcPr>
           <w:p>
             <w:r>
@@ -413,7 +414,7 @@
         </w:tc>
         <w:tc>
           <w:tcPr>
-            <w:tcW w:type="dxa" w:w="3402"/>
+            <w:tcW w:type="dxa" w:w="4054"/>
           </w:tcPr>
           <w:p>
             <w:r>
@@ -429,7 +430,7 @@
       <w:tr>
         <w:tc>
           <w:tcPr>
-            <w:tcW w:type="dxa" w:w="3402"/>
+            <w:tcW w:type="dxa" w:w="3060"/>
           </w:tcPr>
           <w:p>
             <w:r>
@@ -443,7 +444,7 @@
         </w:tc>
         <w:tc>
           <w:tcPr>
-            <w:tcW w:type="dxa" w:w="3402"/>
+            <w:tcW w:type="dxa" w:w="2524"/>
           </w:tcPr>
           <w:p>
             <w:r>
@@ -457,7 +458,7 @@
         </w:tc>
         <w:tc>
           <w:tcPr>
-            <w:tcW w:type="dxa" w:w="3402"/>
+            <w:tcW w:type="dxa" w:w="4054"/>
           </w:tcPr>
           <w:p>
             <w:r>
@@ -473,7 +474,7 @@
       <w:tr>
         <w:tc>
           <w:tcPr>
-            <w:tcW w:type="dxa" w:w="3402"/>
+            <w:tcW w:type="dxa" w:w="3060"/>
           </w:tcPr>
           <w:p>
             <w:r>
@@ -487,7 +488,7 @@
         </w:tc>
         <w:tc>
           <w:tcPr>
-            <w:tcW w:type="dxa" w:w="3402"/>
+            <w:tcW w:type="dxa" w:w="2524"/>
           </w:tcPr>
           <w:p>
             <w:r>
@@ -501,7 +502,7 @@
         </w:tc>
         <w:tc>
           <w:tcPr>
-            <w:tcW w:type="dxa" w:w="3402"/>
+            <w:tcW w:type="dxa" w:w="4054"/>
           </w:tcPr>
           <w:p>
             <w:r>
@@ -538,12 +539,13 @@
       <w:tblPr>
         <w:tblStyle w:val="TableGrid"/>
         <w:tblW w:type="auto" w:w="0"/>
+        <w:tblLayout w:type="fixed"/>
         <w:tblLook w:firstColumn="1" w:firstRow="1" w:lastColumn="0" w:lastRow="0" w:noHBand="0" w:noVBand="1" w:val="04A0"/>
       </w:tblPr>
       <w:tblGrid>
-        <w:gridCol w:w="3402"/>
-        <w:gridCol w:w="3402"/>
-        <w:gridCol w:w="3402"/>
+        <w:gridCol w:w="3534"/>
+        <w:gridCol w:w="2409"/>
+        <w:gridCol w:w="3694"/>
       </w:tblGrid>
       <w:tr>
         <w:trPr>
@@ -551,7 +553,7 @@
         </w:trPr>
         <w:tc>
           <w:tcPr>
-            <w:tcW w:type="dxa" w:w="3402"/>
+            <w:tcW w:type="dxa" w:w="3534"/>
             <w:shd w:val="clear" w:color="auto" w:fill="DCE6F1"/>
           </w:tcPr>
           <w:p>
@@ -567,7 +569,7 @@
         </w:tc>
         <w:tc>
           <w:tcPr>
-            <w:tcW w:type="dxa" w:w="3402"/>
+            <w:tcW w:type="dxa" w:w="2409"/>
             <w:shd w:val="clear" w:color="auto" w:fill="DCE6F1"/>
           </w:tcPr>
           <w:p>
@@ -583,7 +585,7 @@
         </w:tc>
         <w:tc>
           <w:tcPr>
-            <w:tcW w:type="dxa" w:w="3402"/>
+            <w:tcW w:type="dxa" w:w="3694"/>
             <w:shd w:val="clear" w:color="auto" w:fill="DCE6F1"/>
           </w:tcPr>
           <w:p>
@@ -601,7 +603,7 @@
       <w:tr>
         <w:tc>
           <w:tcPr>
-            <w:tcW w:type="dxa" w:w="3402"/>
+            <w:tcW w:type="dxa" w:w="3534"/>
           </w:tcPr>
           <w:p>
             <w:r>
@@ -615,7 +617,7 @@
         </w:tc>
         <w:tc>
           <w:tcPr>
-            <w:tcW w:type="dxa" w:w="3402"/>
+            <w:tcW w:type="dxa" w:w="2409"/>
           </w:tcPr>
           <w:p>
             <w:r>
@@ -629,7 +631,7 @@
         </w:tc>
         <w:tc>
           <w:tcPr>
-            <w:tcW w:type="dxa" w:w="3402"/>
+            <w:tcW w:type="dxa" w:w="3694"/>
           </w:tcPr>
           <w:p>
             <w:r>
@@ -645,7 +647,7 @@
       <w:tr>
         <w:tc>
           <w:tcPr>
-            <w:tcW w:type="dxa" w:w="3402"/>
+            <w:tcW w:type="dxa" w:w="3534"/>
           </w:tcPr>
           <w:p>
             <w:r>
@@ -659,7 +661,7 @@
         </w:tc>
         <w:tc>
           <w:tcPr>
-            <w:tcW w:type="dxa" w:w="3402"/>
+            <w:tcW w:type="dxa" w:w="2409"/>
           </w:tcPr>
           <w:p>
             <w:r>
@@ -673,7 +675,7 @@
         </w:tc>
         <w:tc>
           <w:tcPr>
-            <w:tcW w:type="dxa" w:w="3402"/>
+            <w:tcW w:type="dxa" w:w="3694"/>
           </w:tcPr>
           <w:p>
             <w:r>
@@ -689,7 +691,7 @@
       <w:tr>
         <w:tc>
           <w:tcPr>
-            <w:tcW w:type="dxa" w:w="3402"/>
+            <w:tcW w:type="dxa" w:w="3534"/>
           </w:tcPr>
           <w:p>
             <w:r>
@@ -703,7 +705,7 @@
         </w:tc>
         <w:tc>
           <w:tcPr>
-            <w:tcW w:type="dxa" w:w="3402"/>
+            <w:tcW w:type="dxa" w:w="2409"/>
           </w:tcPr>
           <w:p>
             <w:r>
@@ -717,7 +719,7 @@
         </w:tc>
         <w:tc>
           <w:tcPr>
-            <w:tcW w:type="dxa" w:w="3402"/>
+            <w:tcW w:type="dxa" w:w="3694"/>
           </w:tcPr>
           <w:p>
             <w:r>
